--- a/tillsyn/A 725-2026 tillsynsbegäran.docx
+++ b/tillsyn/A 725-2026 tillsynsbegäran.docx
@@ -253,7 +253,7 @@
     <w:r>
       <w:tab/>
       <w:tab/>
-      <w:t>2026-01-08</w:t>
+      <w:t>2026-01-09</w:t>
       <w:br/>
       <w:br/>
     </w:r>

--- a/tillsyn/A 725-2026 tillsynsbegäran.docx
+++ b/tillsyn/A 725-2026 tillsynsbegäran.docx
@@ -253,7 +253,7 @@
     <w:r>
       <w:tab/>
       <w:tab/>
-      <w:t>2026-01-09</w:t>
+      <w:t>2026-01-10</w:t>
       <w:br/>
       <w:br/>
     </w:r>

--- a/tillsyn/A 725-2026 tillsynsbegäran.docx
+++ b/tillsyn/A 725-2026 tillsynsbegäran.docx
@@ -253,7 +253,7 @@
     <w:r>
       <w:tab/>
       <w:tab/>
-      <w:t>2026-01-10</w:t>
+      <w:t>2026-01-11</w:t>
       <w:br/>
       <w:br/>
     </w:r>

--- a/tillsyn/A 725-2026 tillsynsbegäran.docx
+++ b/tillsyn/A 725-2026 tillsynsbegäran.docx
@@ -253,7 +253,7 @@
     <w:r>
       <w:tab/>
       <w:tab/>
-      <w:t>2026-01-11</w:t>
+      <w:t>2026-01-12</w:t>
       <w:br/>
       <w:br/>
     </w:r>

--- a/tillsyn/A 725-2026 tillsynsbegäran.docx
+++ b/tillsyn/A 725-2026 tillsynsbegäran.docx
@@ -253,7 +253,7 @@
     <w:r>
       <w:tab/>
       <w:tab/>
-      <w:t>2026-01-12</w:t>
+      <w:t>2026-01-13</w:t>
       <w:br/>
       <w:br/>
     </w:r>

--- a/tillsyn/A 725-2026 tillsynsbegäran.docx
+++ b/tillsyn/A 725-2026 tillsynsbegäran.docx
@@ -253,7 +253,7 @@
     <w:r>
       <w:tab/>
       <w:tab/>
-      <w:t>2026-01-13</w:t>
+      <w:t>2026-01-14</w:t>
       <w:br/>
       <w:br/>
     </w:r>

--- a/tillsyn/A 725-2026 tillsynsbegäran.docx
+++ b/tillsyn/A 725-2026 tillsynsbegäran.docx
@@ -253,7 +253,7 @@
     <w:r>
       <w:tab/>
       <w:tab/>
-      <w:t>2026-01-14</w:t>
+      <w:t>2026-01-15</w:t>
       <w:br/>
       <w:br/>
     </w:r>

--- a/tillsyn/A 725-2026 tillsynsbegäran.docx
+++ b/tillsyn/A 725-2026 tillsynsbegäran.docx
@@ -253,7 +253,7 @@
     <w:r>
       <w:tab/>
       <w:tab/>
-      <w:t>2026-01-15</w:t>
+      <w:t>2026-01-16</w:t>
       <w:br/>
       <w:br/>
     </w:r>

--- a/tillsyn/A 725-2026 tillsynsbegäran.docx
+++ b/tillsyn/A 725-2026 tillsynsbegäran.docx
@@ -253,7 +253,7 @@
     <w:r>
       <w:tab/>
       <w:tab/>
-      <w:t>2026-01-16</w:t>
+      <w:t>2026-01-17</w:t>
       <w:br/>
       <w:br/>
     </w:r>

--- a/tillsyn/A 725-2026 tillsynsbegäran.docx
+++ b/tillsyn/A 725-2026 tillsynsbegäran.docx
@@ -253,7 +253,7 @@
     <w:r>
       <w:tab/>
       <w:tab/>
-      <w:t>2026-01-17</w:t>
+      <w:t>2026-01-18</w:t>
       <w:br/>
       <w:br/>
     </w:r>

--- a/tillsyn/A 725-2026 tillsynsbegäran.docx
+++ b/tillsyn/A 725-2026 tillsynsbegäran.docx
@@ -253,7 +253,7 @@
     <w:r>
       <w:tab/>
       <w:tab/>
-      <w:t>2026-01-18</w:t>
+      <w:t>2026-01-19</w:t>
       <w:br/>
       <w:br/>
     </w:r>

--- a/tillsyn/A 725-2026 tillsynsbegäran.docx
+++ b/tillsyn/A 725-2026 tillsynsbegäran.docx
@@ -253,7 +253,7 @@
     <w:r>
       <w:tab/>
       <w:tab/>
-      <w:t>2026-01-19</w:t>
+      <w:t>2026-01-20</w:t>
       <w:br/>
       <w:br/>
     </w:r>

--- a/tillsyn/A 725-2026 tillsynsbegäran.docx
+++ b/tillsyn/A 725-2026 tillsynsbegäran.docx
@@ -253,7 +253,7 @@
     <w:r>
       <w:tab/>
       <w:tab/>
-      <w:t>2026-01-20</w:t>
+      <w:t>2026-01-21</w:t>
       <w:br/>
       <w:br/>
     </w:r>

--- a/tillsyn/A 725-2026 tillsynsbegäran.docx
+++ b/tillsyn/A 725-2026 tillsynsbegäran.docx
@@ -253,7 +253,7 @@
     <w:r>
       <w:tab/>
       <w:tab/>
-      <w:t>2026-01-21</w:t>
+      <w:t>2026-01-23</w:t>
       <w:br/>
       <w:br/>
     </w:r>

--- a/tillsyn/A 725-2026 tillsynsbegäran.docx
+++ b/tillsyn/A 725-2026 tillsynsbegäran.docx
@@ -253,7 +253,7 @@
     <w:r>
       <w:tab/>
       <w:tab/>
-      <w:t>2026-01-23</w:t>
+      <w:t>2026-01-24</w:t>
       <w:br/>
       <w:br/>
     </w:r>

--- a/tillsyn/A 725-2026 tillsynsbegäran.docx
+++ b/tillsyn/A 725-2026 tillsynsbegäran.docx
@@ -253,7 +253,7 @@
     <w:r>
       <w:tab/>
       <w:tab/>
-      <w:t>2026-01-24</w:t>
+      <w:t>2026-01-25</w:t>
       <w:br/>
       <w:br/>
     </w:r>

--- a/tillsyn/A 725-2026 tillsynsbegäran.docx
+++ b/tillsyn/A 725-2026 tillsynsbegäran.docx
@@ -253,7 +253,7 @@
     <w:r>
       <w:tab/>
       <w:tab/>
-      <w:t>2026-01-25</w:t>
+      <w:t>2026-01-26</w:t>
       <w:br/>
       <w:br/>
     </w:r>

--- a/tillsyn/A 725-2026 tillsynsbegäran.docx
+++ b/tillsyn/A 725-2026 tillsynsbegäran.docx
@@ -253,7 +253,7 @@
     <w:r>
       <w:tab/>
       <w:tab/>
-      <w:t>2026-01-26</w:t>
+      <w:t>2026-01-27</w:t>
       <w:br/>
       <w:br/>
     </w:r>

--- a/tillsyn/A 725-2026 tillsynsbegäran.docx
+++ b/tillsyn/A 725-2026 tillsynsbegäran.docx
@@ -253,7 +253,7 @@
     <w:r>
       <w:tab/>
       <w:tab/>
-      <w:t>2026-01-27</w:t>
+      <w:t>2026-01-28</w:t>
       <w:br/>
       <w:br/>
     </w:r>

--- a/tillsyn/A 725-2026 tillsynsbegäran.docx
+++ b/tillsyn/A 725-2026 tillsynsbegäran.docx
@@ -98,7 +98,16 @@
         <w:t xml:space="preserve">Vedtrappmossa (NT) </w:t>
       </w:r>
       <w:r>
-        <w:t>växer på död ved, främst i gammal granskog. Den förekommer knappast alls i fjällnära barrskogar utan finns i skogslandskapet nedom fjällen och framför allt i landets södra delar är den en mycket bra signalart för barrnaturskog med höga naturvärden. Skogsavverkning och brist på grov död ved i skogen är de allvarligaste hoten och den överlever inte kalhyggesbruk. Lokaler med sluten granskog, tillräckligt stora för att säkerställa ett kontinuerligt tillskott på grova lågor, bör undantas från storskaligt skogsbruk (SLU Artdatabanken, 2024).</w:t>
+        <w:t xml:space="preserve">växer på död ved, främst i gammal granskog. Den förekommer knappast alls i fjällnära barrskogar utan finns i skogslandskapet nedom fjällen och framför allt i landets södra delar är den en mycket bra signalart för barrnaturskog med höga naturvärden. Skogsavverkning och brist på grov död ved i skogen är de allvarligaste hoten och den överlever inte kalhyggesbruk. Lokaler med sluten granskog, tillräckligt stora för att säkerställa ett kontinuerligt tillskott på grova lågor, bör undantas från storskaligt skogsbruk. Vedtrappmossa är typisk art för </w:t>
+      </w:r>
+      <w:r>
+        <w:rPr>
+          <w:i/>
+        </w:rPr>
+        <w:t>9010 Taiga</w:t>
+      </w:r>
+      <w:r>
+        <w:t xml:space="preserve"> (SLU Artdatabanken, 2024).</w:t>
       </w:r>
     </w:p>
     <w:p>
@@ -122,7 +131,16 @@
         <w:t>Mosippa (EN, §8)</w:t>
       </w:r>
       <w:r>
-        <w:t xml:space="preserve"> är fridlyst enligt 8 § artskyddsförordningen och omfattas av ett åtgärdsprogram för hotade arter (ÅGP). Den är brandgynnad och växer i öppna sandtallskogar, främst på isälvssediment såsom rullstensåsar och sandfält i en mager vegetation bland renlavar och lingon. Minskningstakten har uppgått till 50 (40–60) % under de senaste 100 åren överstiger gränsvärdet för Starkt hotad (EN) enligt A-kriteriet. (A2ac) (SLU Artdatabanken, 2024; Nitare &amp; Skogsstyrelsen, 2019).</w:t>
+        <w:t xml:space="preserve"> är fridlyst enligt 8 § artskyddsförordningen och omfattas av ett åtgärdsprogram för hotade arter (ÅGP). Den är brandgynnad och växer i öppna sandtallskogar, främst på isälvssediment såsom rullstensåsar och sandfält i en mager vegetation bland renlavar och lingon. Minskningstakten har uppgått till 50 (40–60) % under de senaste 100 åren överstiger gränsvärdet för Starkt hotad (EN) enligt A-kriteriet. Mosippa är typisk art för </w:t>
+      </w:r>
+      <w:r>
+        <w:rPr>
+          <w:i/>
+        </w:rPr>
+        <w:t>9060 Åsbarrskog</w:t>
+      </w:r>
+      <w:r>
+        <w:t xml:space="preserve"> (SLU Artdatabanken, 2024; Nitare &amp; Skogsstyrelsen, 2019).</w:t>
       </w:r>
     </w:p>
     <w:sectPr>
@@ -253,7 +271,7 @@
     <w:r>
       <w:tab/>
       <w:tab/>
-      <w:t>2026-01-28</w:t>
+      <w:t>2026-01-29</w:t>
       <w:br/>
       <w:br/>
     </w:r>

--- a/tillsyn/A 725-2026 tillsynsbegäran.docx
+++ b/tillsyn/A 725-2026 tillsynsbegäran.docx
@@ -271,7 +271,7 @@
     <w:r>
       <w:tab/>
       <w:tab/>
-      <w:t>2026-01-29</w:t>
+      <w:t>2026-01-30</w:t>
       <w:br/>
       <w:br/>
     </w:r>

--- a/tillsyn/A 725-2026 tillsynsbegäran.docx
+++ b/tillsyn/A 725-2026 tillsynsbegäran.docx
@@ -271,7 +271,7 @@
     <w:r>
       <w:tab/>
       <w:tab/>
-      <w:t>2026-01-30</w:t>
+      <w:t>2026-01-31</w:t>
       <w:br/>
       <w:br/>
     </w:r>

--- a/tillsyn/A 725-2026 tillsynsbegäran.docx
+++ b/tillsyn/A 725-2026 tillsynsbegäran.docx
@@ -271,7 +271,7 @@
     <w:r>
       <w:tab/>
       <w:tab/>
-      <w:t>2026-03-01</w:t>
+      <w:t>2026-03-02</w:t>
       <w:br/>
       <w:br/>
     </w:r>

--- a/tillsyn/A 725-2026 tillsynsbegäran.docx
+++ b/tillsyn/A 725-2026 tillsynsbegäran.docx
@@ -271,7 +271,7 @@
     <w:r>
       <w:tab/>
       <w:tab/>
-      <w:t>2026-03-02</w:t>
+      <w:t>2026-03-03</w:t>
       <w:br/>
       <w:br/>
     </w:r>

--- a/tillsyn/A 725-2026 tillsynsbegäran.docx
+++ b/tillsyn/A 725-2026 tillsynsbegäran.docx
@@ -271,7 +271,7 @@
     <w:r>
       <w:tab/>
       <w:tab/>
-      <w:t>2026-03-03</w:t>
+      <w:t>2026-03-04</w:t>
       <w:br/>
       <w:br/>
     </w:r>

--- a/tillsyn/A 725-2026 tillsynsbegäran.docx
+++ b/tillsyn/A 725-2026 tillsynsbegäran.docx
@@ -271,7 +271,7 @@
     <w:r>
       <w:tab/>
       <w:tab/>
-      <w:t>2026-03-04</w:t>
+      <w:t>2026-03-05</w:t>
       <w:br/>
       <w:br/>
     </w:r>

--- a/tillsyn/A 725-2026 tillsynsbegäran.docx
+++ b/tillsyn/A 725-2026 tillsynsbegäran.docx
@@ -271,7 +271,7 @@
     <w:r>
       <w:tab/>
       <w:tab/>
-      <w:t>2026-03-05</w:t>
+      <w:t>2026-03-06</w:t>
       <w:br/>
       <w:br/>
     </w:r>

--- a/tillsyn/A 725-2026 tillsynsbegäran.docx
+++ b/tillsyn/A 725-2026 tillsynsbegäran.docx
@@ -271,7 +271,7 @@
     <w:r>
       <w:tab/>
       <w:tab/>
-      <w:t>2026-03-06</w:t>
+      <w:t>2026-03-07</w:t>
       <w:br/>
       <w:br/>
     </w:r>

--- a/tillsyn/A 725-2026 tillsynsbegäran.docx
+++ b/tillsyn/A 725-2026 tillsynsbegäran.docx
@@ -271,7 +271,7 @@
     <w:r>
       <w:tab/>
       <w:tab/>
-      <w:t>2026-03-07</w:t>
+      <w:t>2026-03-08</w:t>
       <w:br/>
       <w:br/>
     </w:r>

--- a/tillsyn/A 725-2026 tillsynsbegäran.docx
+++ b/tillsyn/A 725-2026 tillsynsbegäran.docx
@@ -271,7 +271,7 @@
     <w:r>
       <w:tab/>
       <w:tab/>
-      <w:t>2026-03-08</w:t>
+      <w:t>2026-03-09</w:t>
       <w:br/>
       <w:br/>
     </w:r>

--- a/tillsyn/A 725-2026 tillsynsbegäran.docx
+++ b/tillsyn/A 725-2026 tillsynsbegäran.docx
@@ -271,7 +271,7 @@
     <w:r>
       <w:tab/>
       <w:tab/>
-      <w:t>2026-03-09</w:t>
+      <w:t>2026-03-10</w:t>
       <w:br/>
       <w:br/>
     </w:r>

--- a/tillsyn/A 725-2026 tillsynsbegäran.docx
+++ b/tillsyn/A 725-2026 tillsynsbegäran.docx
@@ -271,7 +271,7 @@
     <w:r>
       <w:tab/>
       <w:tab/>
-      <w:t>2026-03-10</w:t>
+      <w:t>2026-03-11</w:t>
       <w:br/>
       <w:br/>
     </w:r>

--- a/tillsyn/A 725-2026 tillsynsbegäran.docx
+++ b/tillsyn/A 725-2026 tillsynsbegäran.docx
@@ -271,7 +271,7 @@
     <w:r>
       <w:tab/>
       <w:tab/>
-      <w:t>2026-03-11</w:t>
+      <w:t>2026-03-12</w:t>
       <w:br/>
       <w:br/>
     </w:r>

--- a/tillsyn/A 725-2026 tillsynsbegäran.docx
+++ b/tillsyn/A 725-2026 tillsynsbegäran.docx
@@ -271,7 +271,7 @@
     <w:r>
       <w:tab/>
       <w:tab/>
-      <w:t>2026-03-12</w:t>
+      <w:t>2026-03-13</w:t>
       <w:br/>
       <w:br/>
     </w:r>

--- a/tillsyn/A 725-2026 tillsynsbegäran.docx
+++ b/tillsyn/A 725-2026 tillsynsbegäran.docx
@@ -271,7 +271,7 @@
     <w:r>
       <w:tab/>
       <w:tab/>
-      <w:t>2026-03-13</w:t>
+      <w:t>2026-03-16</w:t>
       <w:br/>
       <w:br/>
     </w:r>

--- a/tillsyn/A 725-2026 tillsynsbegäran.docx
+++ b/tillsyn/A 725-2026 tillsynsbegäran.docx
@@ -271,7 +271,7 @@
     <w:r>
       <w:tab/>
       <w:tab/>
-      <w:t>2026-03-16</w:t>
+      <w:t>2026-03-17</w:t>
       <w:br/>
       <w:br/>
     </w:r>

--- a/tillsyn/A 725-2026 tillsynsbegäran.docx
+++ b/tillsyn/A 725-2026 tillsynsbegäran.docx
@@ -271,7 +271,7 @@
     <w:r>
       <w:tab/>
       <w:tab/>
-      <w:t>2026-03-17</w:t>
+      <w:t>2026-03-18</w:t>
       <w:br/>
       <w:br/>
     </w:r>

--- a/tillsyn/A 725-2026 tillsynsbegäran.docx
+++ b/tillsyn/A 725-2026 tillsynsbegäran.docx
@@ -271,7 +271,7 @@
     <w:r>
       <w:tab/>
       <w:tab/>
-      <w:t>2026-03-18</w:t>
+      <w:t>2026-03-19</w:t>
       <w:br/>
       <w:br/>
     </w:r>

--- a/tillsyn/A 725-2026 tillsynsbegäran.docx
+++ b/tillsyn/A 725-2026 tillsynsbegäran.docx
@@ -271,7 +271,7 @@
     <w:r>
       <w:tab/>
       <w:tab/>
-      <w:t>2026-03-19</w:t>
+      <w:t>2026-03-20</w:t>
       <w:br/>
       <w:br/>
     </w:r>

--- a/tillsyn/A 725-2026 tillsynsbegäran.docx
+++ b/tillsyn/A 725-2026 tillsynsbegäran.docx
@@ -271,7 +271,7 @@
     <w:r>
       <w:tab/>
       <w:tab/>
-      <w:t>2026-03-20</w:t>
+      <w:t>2026-03-21</w:t>
       <w:br/>
       <w:br/>
     </w:r>

--- a/tillsyn/A 725-2026 tillsynsbegäran.docx
+++ b/tillsyn/A 725-2026 tillsynsbegäran.docx
@@ -271,7 +271,7 @@
     <w:r>
       <w:tab/>
       <w:tab/>
-      <w:t>2026-03-21</w:t>
+      <w:t>2026-03-22</w:t>
       <w:br/>
       <w:br/>
     </w:r>

--- a/tillsyn/A 725-2026 tillsynsbegäran.docx
+++ b/tillsyn/A 725-2026 tillsynsbegäran.docx
@@ -271,7 +271,7 @@
     <w:r>
       <w:tab/>
       <w:tab/>
-      <w:t>2026-03-22</w:t>
+      <w:t>2026-03-23</w:t>
       <w:br/>
       <w:br/>
     </w:r>

--- a/tillsyn/A 725-2026 tillsynsbegäran.docx
+++ b/tillsyn/A 725-2026 tillsynsbegäran.docx
@@ -271,7 +271,7 @@
     <w:r>
       <w:tab/>
       <w:tab/>
-      <w:t>2026-03-23</w:t>
+      <w:t>2026-03-24</w:t>
       <w:br/>
       <w:br/>
     </w:r>

--- a/tillsyn/A 725-2026 tillsynsbegäran.docx
+++ b/tillsyn/A 725-2026 tillsynsbegäran.docx
@@ -271,7 +271,7 @@
     <w:r>
       <w:tab/>
       <w:tab/>
-      <w:t>2026-03-24</w:t>
+      <w:t>2026-03-25</w:t>
       <w:br/>
       <w:br/>
     </w:r>

--- a/tillsyn/A 725-2026 tillsynsbegäran.docx
+++ b/tillsyn/A 725-2026 tillsynsbegäran.docx
@@ -271,7 +271,7 @@
     <w:r>
       <w:tab/>
       <w:tab/>
-      <w:t>2026-03-25</w:t>
+      <w:t>2026-03-26</w:t>
       <w:br/>
       <w:br/>
     </w:r>

--- a/tillsyn/A 725-2026 tillsynsbegäran.docx
+++ b/tillsyn/A 725-2026 tillsynsbegäran.docx
@@ -271,7 +271,7 @@
     <w:r>
       <w:tab/>
       <w:tab/>
-      <w:t>2026-03-26</w:t>
+      <w:t>2026-03-27</w:t>
       <w:br/>
       <w:br/>
     </w:r>

--- a/tillsyn/A 725-2026 tillsynsbegäran.docx
+++ b/tillsyn/A 725-2026 tillsynsbegäran.docx
@@ -271,7 +271,7 @@
     <w:r>
       <w:tab/>
       <w:tab/>
-      <w:t>2026-03-27</w:t>
+      <w:t>2026-03-28</w:t>
       <w:br/>
       <w:br/>
     </w:r>

--- a/tillsyn/A 725-2026 tillsynsbegäran.docx
+++ b/tillsyn/A 725-2026 tillsynsbegäran.docx
@@ -271,7 +271,7 @@
     <w:r>
       <w:tab/>
       <w:tab/>
-      <w:t>2026-03-28</w:t>
+      <w:t>2026-03-29</w:t>
       <w:br/>
       <w:br/>
     </w:r>

--- a/tillsyn/A 725-2026 tillsynsbegäran.docx
+++ b/tillsyn/A 725-2026 tillsynsbegäran.docx
@@ -271,7 +271,7 @@
     <w:r>
       <w:tab/>
       <w:tab/>
-      <w:t>2026-03-29</w:t>
+      <w:t>2026-03-30</w:t>
       <w:br/>
       <w:br/>
     </w:r>

--- a/tillsyn/A 725-2026 tillsynsbegäran.docx
+++ b/tillsyn/A 725-2026 tillsynsbegäran.docx
@@ -271,7 +271,7 @@
     <w:r>
       <w:tab/>
       <w:tab/>
-      <w:t>2026-03-30</w:t>
+      <w:t>2026-03-31</w:t>
       <w:br/>
       <w:br/>
     </w:r>

--- a/tillsyn/A 725-2026 tillsynsbegäran.docx
+++ b/tillsyn/A 725-2026 tillsynsbegäran.docx
@@ -271,7 +271,7 @@
     <w:r>
       <w:tab/>
       <w:tab/>
-      <w:t>2026-03-31</w:t>
+      <w:t>2026-04-01</w:t>
       <w:br/>
       <w:br/>
     </w:r>

--- a/tillsyn/A 725-2026 tillsynsbegäran.docx
+++ b/tillsyn/A 725-2026 tillsynsbegäran.docx
@@ -271,7 +271,7 @@
     <w:r>
       <w:tab/>
       <w:tab/>
-      <w:t>2026-04-01</w:t>
+      <w:t>2026-04-02</w:t>
       <w:br/>
       <w:br/>
     </w:r>

--- a/tillsyn/A 725-2026 tillsynsbegäran.docx
+++ b/tillsyn/A 725-2026 tillsynsbegäran.docx
@@ -271,7 +271,7 @@
     <w:r>
       <w:tab/>
       <w:tab/>
-      <w:t>2026-04-02</w:t>
+      <w:t>2026-04-03</w:t>
       <w:br/>
       <w:br/>
     </w:r>

--- a/tillsyn/A 725-2026 tillsynsbegäran.docx
+++ b/tillsyn/A 725-2026 tillsynsbegäran.docx
@@ -271,7 +271,7 @@
     <w:r>
       <w:tab/>
       <w:tab/>
-      <w:t>2026-04-03</w:t>
+      <w:t>2026-04-04</w:t>
       <w:br/>
       <w:br/>
     </w:r>

--- a/tillsyn/A 725-2026 tillsynsbegäran.docx
+++ b/tillsyn/A 725-2026 tillsynsbegäran.docx
@@ -271,7 +271,7 @@
     <w:r>
       <w:tab/>
       <w:tab/>
-      <w:t>2026-04-04</w:t>
+      <w:t>2026-04-05</w:t>
       <w:br/>
       <w:br/>
     </w:r>

--- a/tillsyn/A 725-2026 tillsynsbegäran.docx
+++ b/tillsyn/A 725-2026 tillsynsbegäran.docx
@@ -271,7 +271,7 @@
     <w:r>
       <w:tab/>
       <w:tab/>
-      <w:t>2026-04-05</w:t>
+      <w:t>2026-04-06</w:t>
       <w:br/>
       <w:br/>
     </w:r>

--- a/tillsyn/A 725-2026 tillsynsbegäran.docx
+++ b/tillsyn/A 725-2026 tillsynsbegäran.docx
@@ -271,7 +271,7 @@
     <w:r>
       <w:tab/>
       <w:tab/>
-      <w:t>2026-04-06</w:t>
+      <w:t>2026-04-07</w:t>
       <w:br/>
       <w:br/>
     </w:r>

--- a/tillsyn/A 725-2026 tillsynsbegäran.docx
+++ b/tillsyn/A 725-2026 tillsynsbegäran.docx
@@ -271,7 +271,7 @@
     <w:r>
       <w:tab/>
       <w:tab/>
-      <w:t>2026-04-07</w:t>
+      <w:t>2026-04-08</w:t>
       <w:br/>
       <w:br/>
     </w:r>

--- a/tillsyn/A 725-2026 tillsynsbegäran.docx
+++ b/tillsyn/A 725-2026 tillsynsbegäran.docx
@@ -271,7 +271,7 @@
     <w:r>
       <w:tab/>
       <w:tab/>
-      <w:t>2026-04-08</w:t>
+      <w:t>2026-04-09</w:t>
       <w:br/>
       <w:br/>
     </w:r>

--- a/tillsyn/A 725-2026 tillsynsbegäran.docx
+++ b/tillsyn/A 725-2026 tillsynsbegäran.docx
@@ -271,7 +271,7 @@
     <w:r>
       <w:tab/>
       <w:tab/>
-      <w:t>2026-04-09</w:t>
+      <w:t>2026-04-10</w:t>
       <w:br/>
       <w:br/>
     </w:r>

--- a/tillsyn/A 725-2026 tillsynsbegäran.docx
+++ b/tillsyn/A 725-2026 tillsynsbegäran.docx
@@ -271,7 +271,7 @@
     <w:r>
       <w:tab/>
       <w:tab/>
-      <w:t>2026-04-10</w:t>
+      <w:t>2026-04-11</w:t>
       <w:br/>
       <w:br/>
     </w:r>

--- a/tillsyn/A 725-2026 tillsynsbegäran.docx
+++ b/tillsyn/A 725-2026 tillsynsbegäran.docx
@@ -271,7 +271,7 @@
     <w:r>
       <w:tab/>
       <w:tab/>
-      <w:t>2026-04-11</w:t>
+      <w:t>2026-04-12</w:t>
       <w:br/>
       <w:br/>
     </w:r>

--- a/tillsyn/A 725-2026 tillsynsbegäran.docx
+++ b/tillsyn/A 725-2026 tillsynsbegäran.docx
@@ -271,7 +271,7 @@
     <w:r>
       <w:tab/>
       <w:tab/>
-      <w:t>2026-04-14</w:t>
+      <w:t>2026-04-15</w:t>
       <w:br/>
       <w:br/>
     </w:r>

--- a/tillsyn/A 725-2026 tillsynsbegäran.docx
+++ b/tillsyn/A 725-2026 tillsynsbegäran.docx
@@ -271,7 +271,7 @@
     <w:r>
       <w:tab/>
       <w:tab/>
-      <w:t>2026-04-15</w:t>
+      <w:t>2026-04-16</w:t>
       <w:br/>
       <w:br/>
     </w:r>

--- a/tillsyn/A 725-2026 tillsynsbegäran.docx
+++ b/tillsyn/A 725-2026 tillsynsbegäran.docx
@@ -271,7 +271,7 @@
     <w:r>
       <w:tab/>
       <w:tab/>
-      <w:t>2026-04-16</w:t>
+      <w:t>2026-04-17</w:t>
       <w:br/>
       <w:br/>
     </w:r>

--- a/tillsyn/A 725-2026 tillsynsbegäran.docx
+++ b/tillsyn/A 725-2026 tillsynsbegäran.docx
@@ -271,7 +271,7 @@
     <w:r>
       <w:tab/>
       <w:tab/>
-      <w:t>2026-04-17</w:t>
+      <w:t>2026-04-18</w:t>
       <w:br/>
       <w:br/>
     </w:r>

--- a/tillsyn/A 725-2026 tillsynsbegäran.docx
+++ b/tillsyn/A 725-2026 tillsynsbegäran.docx
@@ -271,7 +271,7 @@
     <w:r>
       <w:tab/>
       <w:tab/>
-      <w:t>2026-04-18</w:t>
+      <w:t>2026-04-19</w:t>
       <w:br/>
       <w:br/>
     </w:r>

--- a/tillsyn/A 725-2026 tillsynsbegäran.docx
+++ b/tillsyn/A 725-2026 tillsynsbegäran.docx
@@ -1047,7 +1047,7 @@
     <w:r>
       <w:tab/>
       <w:tab/>
-      <w:t>2026-05-16</w:t>
+      <w:t>2026-05-17</w:t>
       <w:br/>
       <w:br/>
     </w:r>

--- a/tillsyn/A 725-2026 tillsynsbegäran.docx
+++ b/tillsyn/A 725-2026 tillsynsbegäran.docx
@@ -1047,7 +1047,7 @@
     <w:r>
       <w:tab/>
       <w:tab/>
-      <w:t>2026-05-17</w:t>
+      <w:t>2026-05-18</w:t>
       <w:br/>
       <w:br/>
     </w:r>

--- a/tillsyn/A 725-2026 tillsynsbegäran.docx
+++ b/tillsyn/A 725-2026 tillsynsbegäran.docx
@@ -1047,7 +1047,7 @@
     <w:r>
       <w:tab/>
       <w:tab/>
-      <w:t>2026-05-18</w:t>
+      <w:t>2026-05-19</w:t>
       <w:br/>
       <w:br/>
     </w:r>

--- a/tillsyn/A 725-2026 tillsynsbegäran.docx
+++ b/tillsyn/A 725-2026 tillsynsbegäran.docx
@@ -1047,7 +1047,7 @@
     <w:r>
       <w:tab/>
       <w:tab/>
-      <w:t>2026-05-19</w:t>
+      <w:t>2026-05-20</w:t>
       <w:br/>
       <w:br/>
     </w:r>

--- a/tillsyn/A 725-2026 tillsynsbegäran.docx
+++ b/tillsyn/A 725-2026 tillsynsbegäran.docx
@@ -12,7 +12,7 @@
     </w:p>
     <w:p>
       <w:r>
-        <w:t>Detta dokument behandlar höga naturvärden i avverkningsanmälan A 725-2026 i Ludvika kommun. Denna avverkningsanmälan inkom 2026-01-07 15:23:09 och omfattar 13,9 ha.</w:t>
+        <w:t>Detta dokument behandlar höga naturvärden i avverkningsanmälan A 725-2026 i Ludvika kommun. Denna avverkningsanmälan inkom 2026-01-07 00:00:00 och omfattar 13,9 ha.</w:t>
       </w:r>
     </w:p>
     <w:p>
@@ -1047,7 +1047,7 @@
     <w:r>
       <w:tab/>
       <w:tab/>
-      <w:t>2026-05-20</w:t>
+      <w:t>2026-05-21</w:t>
       <w:br/>
       <w:br/>
     </w:r>

--- a/tillsyn/A 725-2026 tillsynsbegäran.docx
+++ b/tillsyn/A 725-2026 tillsynsbegäran.docx
@@ -1047,7 +1047,7 @@
     <w:r>
       <w:tab/>
       <w:tab/>
-      <w:t>2026-05-21</w:t>
+      <w:t>2026-05-22</w:t>
       <w:br/>
       <w:br/>
     </w:r>

--- a/tillsyn/A 725-2026 tillsynsbegäran.docx
+++ b/tillsyn/A 725-2026 tillsynsbegäran.docx
@@ -1047,7 +1047,7 @@
     <w:r>
       <w:tab/>
       <w:tab/>
-      <w:t>2026-05-22</w:t>
+      <w:t>2026-05-23</w:t>
       <w:br/>
       <w:br/>
     </w:r>

--- a/tillsyn/A 725-2026 tillsynsbegäran.docx
+++ b/tillsyn/A 725-2026 tillsynsbegäran.docx
@@ -1047,7 +1047,7 @@
     <w:r>
       <w:tab/>
       <w:tab/>
-      <w:t>2026-05-23</w:t>
+      <w:t>2026-05-24</w:t>
       <w:br/>
       <w:br/>
     </w:r>

--- a/tillsyn/A 725-2026 tillsynsbegäran.docx
+++ b/tillsyn/A 725-2026 tillsynsbegäran.docx
@@ -1047,7 +1047,7 @@
     <w:r>
       <w:tab/>
       <w:tab/>
-      <w:t>2026-05-24</w:t>
+      <w:t>2026-05-25</w:t>
       <w:br/>
       <w:br/>
     </w:r>

--- a/tillsyn/A 725-2026 tillsynsbegäran.docx
+++ b/tillsyn/A 725-2026 tillsynsbegäran.docx
@@ -1047,7 +1047,7 @@
     <w:r>
       <w:tab/>
       <w:tab/>
-      <w:t>2026-05-25</w:t>
+      <w:t>2026-05-26</w:t>
       <w:br/>
       <w:br/>
     </w:r>

--- a/tillsyn/A 725-2026 tillsynsbegäran.docx
+++ b/tillsyn/A 725-2026 tillsynsbegäran.docx
@@ -1047,7 +1047,7 @@
     <w:r>
       <w:tab/>
       <w:tab/>
-      <w:t>2026-05-26</w:t>
+      <w:t>2026-05-27</w:t>
       <w:br/>
       <w:br/>
     </w:r>

--- a/tillsyn/A 725-2026 tillsynsbegäran.docx
+++ b/tillsyn/A 725-2026 tillsynsbegäran.docx
@@ -1047,7 +1047,7 @@
     <w:r>
       <w:tab/>
       <w:tab/>
-      <w:t>2026-05-27</w:t>
+      <w:t>2026-05-28</w:t>
       <w:br/>
       <w:br/>
     </w:r>

--- a/tillsyn/A 725-2026 tillsynsbegäran.docx
+++ b/tillsyn/A 725-2026 tillsynsbegäran.docx
@@ -1047,7 +1047,7 @@
     <w:r>
       <w:tab/>
       <w:tab/>
-      <w:t>2026-05-28</w:t>
+      <w:t>2026-05-29</w:t>
       <w:br/>
       <w:br/>
     </w:r>

--- a/tillsyn/A 725-2026 tillsynsbegäran.docx
+++ b/tillsyn/A 725-2026 tillsynsbegäran.docx
@@ -1047,7 +1047,7 @@
     <w:r>
       <w:tab/>
       <w:tab/>
-      <w:t>2026-05-29</w:t>
+      <w:t>2026-05-30</w:t>
       <w:br/>
       <w:br/>
     </w:r>

--- a/tillsyn/A 725-2026 tillsynsbegäran.docx
+++ b/tillsyn/A 725-2026 tillsynsbegäran.docx
@@ -1047,7 +1047,7 @@
     <w:r>
       <w:tab/>
       <w:tab/>
-      <w:t>2026-05-30</w:t>
+      <w:t>2026-05-31</w:t>
       <w:br/>
       <w:br/>
     </w:r>

--- a/tillsyn/A 725-2026 tillsynsbegäran.docx
+++ b/tillsyn/A 725-2026 tillsynsbegäran.docx
@@ -1047,7 +1047,7 @@
     <w:r>
       <w:tab/>
       <w:tab/>
-      <w:t>2026-05-31</w:t>
+      <w:t>2026-06-01</w:t>
       <w:br/>
       <w:br/>
     </w:r>

--- a/tillsyn/A 725-2026 tillsynsbegäran.docx
+++ b/tillsyn/A 725-2026 tillsynsbegäran.docx
@@ -1047,7 +1047,7 @@
     <w:r>
       <w:tab/>
       <w:tab/>
-      <w:t>2026-06-01</w:t>
+      <w:t>2026-06-02</w:t>
       <w:br/>
       <w:br/>
     </w:r>

--- a/tillsyn/A 725-2026 tillsynsbegäran.docx
+++ b/tillsyn/A 725-2026 tillsynsbegäran.docx
@@ -1047,7 +1047,7 @@
     <w:r>
       <w:tab/>
       <w:tab/>
-      <w:t>2026-06-02</w:t>
+      <w:t>2026-06-03</w:t>
       <w:br/>
       <w:br/>
     </w:r>

--- a/tillsyn/A 725-2026 tillsynsbegäran.docx
+++ b/tillsyn/A 725-2026 tillsynsbegäran.docx
@@ -1047,7 +1047,7 @@
     <w:r>
       <w:tab/>
       <w:tab/>
-      <w:t>2026-06-03</w:t>
+      <w:t>2026-06-04</w:t>
       <w:br/>
       <w:br/>
     </w:r>

--- a/tillsyn/A 725-2026 tillsynsbegäran.docx
+++ b/tillsyn/A 725-2026 tillsynsbegäran.docx
@@ -1047,7 +1047,7 @@
     <w:r>
       <w:tab/>
       <w:tab/>
-      <w:t>2026-06-04</w:t>
+      <w:t>2026-06-05</w:t>
       <w:br/>
       <w:br/>
     </w:r>

--- a/tillsyn/A 725-2026 tillsynsbegäran.docx
+++ b/tillsyn/A 725-2026 tillsynsbegäran.docx
@@ -1047,7 +1047,7 @@
     <w:r>
       <w:tab/>
       <w:tab/>
-      <w:t>2026-06-05</w:t>
+      <w:t>2026-06-06</w:t>
       <w:br/>
       <w:br/>
     </w:r>

--- a/tillsyn/A 725-2026 tillsynsbegäran.docx
+++ b/tillsyn/A 725-2026 tillsynsbegäran.docx
@@ -1047,7 +1047,7 @@
     <w:r>
       <w:tab/>
       <w:tab/>
-      <w:t>2026-06-06</w:t>
+      <w:t>2026-06-07</w:t>
       <w:br/>
       <w:br/>
     </w:r>

--- a/tillsyn/A 725-2026 tillsynsbegäran.docx
+++ b/tillsyn/A 725-2026 tillsynsbegäran.docx
@@ -1047,7 +1047,7 @@
     <w:r>
       <w:tab/>
       <w:tab/>
-      <w:t>2026-06-07</w:t>
+      <w:t>2026-06-08</w:t>
       <w:br/>
       <w:br/>
     </w:r>

--- a/tillsyn/A 725-2026 tillsynsbegäran.docx
+++ b/tillsyn/A 725-2026 tillsynsbegäran.docx
@@ -1047,7 +1047,7 @@
     <w:r>
       <w:tab/>
       <w:tab/>
-      <w:t>2026-06-08</w:t>
+      <w:t>2026-06-09</w:t>
       <w:br/>
       <w:br/>
     </w:r>

--- a/tillsyn/A 725-2026 tillsynsbegäran.docx
+++ b/tillsyn/A 725-2026 tillsynsbegäran.docx
@@ -1047,7 +1047,7 @@
     <w:r>
       <w:tab/>
       <w:tab/>
-      <w:t>2026-06-09</w:t>
+      <w:t>2026-06-10</w:t>
       <w:br/>
       <w:br/>
     </w:r>
